--- a/SISTEMAS OPERATIVOS DOCUMENTACION.docx
+++ b/SISTEMAS OPERATIVOS DOCUMENTACION.docx
@@ -551,7 +551,37 @@
           <w:szCs w:val="28"/>
           <w:lang w:val="es-PE" w:eastAsia="es-PE"/>
         </w:rPr>
-        <w:t>Cortez Mamani Julio Samuel                       (2023077283)</w:t>
+        <w:t>Cortez Mamani Julio Samuel                    </w:t>
+      </w:r>
+      <w:proofErr w:type="gramStart"/>
+      <w:r>
+        <w:rPr>
+          <w:rFonts w:ascii="Times New Roman" w:eastAsia="Times New Roman" w:hAnsi="Times New Roman" w:cs="Times New Roman"/>
+          <w:b/>
+          <w:bCs/>
+          <w:i/>
+          <w:iCs/>
+          <w:color w:val="000000"/>
+          <w:sz w:val="28"/>
+          <w:szCs w:val="28"/>
+          <w:lang w:val="es-PE" w:eastAsia="es-PE"/>
+        </w:rPr>
+        <w:t xml:space="preserve">   (</w:t>
+      </w:r>
+      <w:proofErr w:type="gramEnd"/>
+      <w:r>
+        <w:rPr>
+          <w:rFonts w:ascii="Times New Roman" w:eastAsia="Times New Roman" w:hAnsi="Times New Roman" w:cs="Times New Roman"/>
+          <w:b/>
+          <w:bCs/>
+          <w:i/>
+          <w:iCs/>
+          <w:color w:val="000000"/>
+          <w:sz w:val="28"/>
+          <w:szCs w:val="28"/>
+          <w:lang w:val="es-PE" w:eastAsia="es-PE"/>
+        </w:rPr>
+        <w:t>2023077283)</w:t>
       </w:r>
     </w:p>
     <w:p>
@@ -601,7 +631,30 @@
           <w:lang w:val="es-PE" w:eastAsia="es-PE"/>
         </w:rPr>
         <w:tab/>
-        <w:t>LINK DRIVE:</w:t>
+      </w:r>
+      <w:proofErr w:type="gramStart"/>
+      <w:r>
+        <w:rPr>
+          <w:rFonts w:ascii="Times New Roman" w:eastAsia="Times New Roman" w:hAnsi="Times New Roman" w:cs="Times New Roman"/>
+          <w:b/>
+          <w:bCs/>
+          <w:sz w:val="24"/>
+          <w:szCs w:val="24"/>
+          <w:lang w:val="es-PE" w:eastAsia="es-PE"/>
+        </w:rPr>
+        <w:t>LINK</w:t>
+      </w:r>
+      <w:proofErr w:type="gramEnd"/>
+      <w:r>
+        <w:rPr>
+          <w:rFonts w:ascii="Times New Roman" w:eastAsia="Times New Roman" w:hAnsi="Times New Roman" w:cs="Times New Roman"/>
+          <w:b/>
+          <w:bCs/>
+          <w:sz w:val="24"/>
+          <w:szCs w:val="24"/>
+          <w:lang w:val="es-PE" w:eastAsia="es-PE"/>
+        </w:rPr>
+        <w:t xml:space="preserve"> DRIVE:</w:t>
       </w:r>
     </w:p>
     <w:p>
@@ -667,7 +720,30 @@
           <w:lang w:val="es-PE" w:eastAsia="es-PE"/>
         </w:rPr>
         <w:tab/>
-        <w:t>LINK GIT HUB:</w:t>
+      </w:r>
+      <w:proofErr w:type="gramStart"/>
+      <w:r>
+        <w:rPr>
+          <w:rFonts w:ascii="Times New Roman" w:eastAsia="Times New Roman" w:hAnsi="Times New Roman" w:cs="Times New Roman"/>
+          <w:b/>
+          <w:bCs/>
+          <w:sz w:val="24"/>
+          <w:szCs w:val="24"/>
+          <w:lang w:val="es-PE" w:eastAsia="es-PE"/>
+        </w:rPr>
+        <w:t>LINK</w:t>
+      </w:r>
+      <w:proofErr w:type="gramEnd"/>
+      <w:r>
+        <w:rPr>
+          <w:rFonts w:ascii="Times New Roman" w:eastAsia="Times New Roman" w:hAnsi="Times New Roman" w:cs="Times New Roman"/>
+          <w:b/>
+          <w:bCs/>
+          <w:sz w:val="24"/>
+          <w:szCs w:val="24"/>
+          <w:lang w:val="es-PE" w:eastAsia="es-PE"/>
+        </w:rPr>
+        <w:t xml:space="preserve"> GIT HUB:</w:t>
       </w:r>
     </w:p>
     <w:p>
@@ -3688,7 +3764,25 @@
                 <w:sz w:val="24"/>
                 <w:szCs w:val="24"/>
               </w:rPr>
-              <w:t xml:space="preserve"> clones </w:t>
+              <w:t xml:space="preserve"> </w:t>
+            </w:r>
+            <w:proofErr w:type="gramStart"/>
+            <w:r>
+              <w:rPr>
+                <w:rFonts w:ascii="Times New Roman" w:hAnsi="Times New Roman" w:cs="Times New Roman"/>
+                <w:sz w:val="24"/>
+                <w:szCs w:val="24"/>
+              </w:rPr>
+              <w:t>clones</w:t>
+            </w:r>
+            <w:proofErr w:type="gramEnd"/>
+            <w:r>
+              <w:rPr>
+                <w:rFonts w:ascii="Times New Roman" w:hAnsi="Times New Roman" w:cs="Times New Roman"/>
+                <w:sz w:val="24"/>
+                <w:szCs w:val="24"/>
+              </w:rPr>
+              <w:t xml:space="preserve"> </w:t>
             </w:r>
             <w:r>
               <w:rPr>
@@ -10701,7 +10795,23 @@
           <w:i/>
           <w:iCs/>
         </w:rPr>
-        <w:t>High availability: Design, techniques and processes</w:t>
+        <w:t xml:space="preserve">High availability: Design, </w:t>
+      </w:r>
+      <w:proofErr w:type="gramStart"/>
+      <w:r>
+        <w:rPr>
+          <w:i/>
+          <w:iCs/>
+        </w:rPr>
+        <w:t>techniques</w:t>
+      </w:r>
+      <w:proofErr w:type="gramEnd"/>
+      <w:r>
+        <w:rPr>
+          <w:i/>
+          <w:iCs/>
+        </w:rPr>
+        <w:t xml:space="preserve"> and processes</w:t>
       </w:r>
       <w:r>
         <w:t xml:space="preserve">. Prentice Hall. </w:t>

--- a/SISTEMAS OPERATIVOS DOCUMENTACION.docx
+++ b/SISTEMAS OPERATIVOS DOCUMENTACION.docx
@@ -7983,6 +7983,14 @@
         </w:rPr>
       </w:pPr>
       <w:r>
+        <w:t>Al-</w:t>
+      </w:r>
+      <w:proofErr w:type="spellStart"/>
+      <w:r>
+        <w:t>Shayeji</w:t>
+      </w:r>
+      <w:proofErr w:type="spellEnd"/>
+      <w:r>
         <w:rPr>
           <w:rFonts w:ascii="Times New Roman" w:hAnsi="Times New Roman" w:cs="Times New Roman"/>
           <w:b/>
@@ -7990,7 +7998,7 @@
           <w:sz w:val="24"/>
           <w:szCs w:val="24"/>
         </w:rPr>
-        <w:t>Casanova, J., &amp; Fernández, M.</w:t>
+        <w:t>, J., &amp; Fernández, M.</w:t>
       </w:r>
       <w:r>
         <w:rPr>
